--- a/期末结课报告.docx
+++ b/期末结课报告.docx
@@ -50,6 +50,12 @@
             <w:insideH w:val="single" w:color="auto" w:sz="4" w:space="0"/>
             <w:insideV w:val="single" w:color="auto" w:sz="4" w:space="0"/>
           </w:tblBorders>
+          <w:tblCellMar>
+            <w:top w:w="0" w:type="dxa"/>
+            <w:left w:w="108" w:type="dxa"/>
+            <w:bottom w:w="0" w:type="dxa"/>
+            <w:right w:w="108" w:type="dxa"/>
+          </w:tblCellMar>
         </w:tblPrEx>
         <w:trPr>
           <w:trHeight w:val="242" w:hRule="atLeast"/>
@@ -743,6 +749,7 @@
           <w:ilvl w:val="0"/>
           <w:numId w:val="1"/>
         </w:numPr>
+        <w:spacing w:before="120" w:after="60"/>
         <w:rPr>
           <w:rFonts w:hint="eastAsia" w:ascii="黑体" w:hAnsi="黑体" w:eastAsia="黑体" w:cs="黑体"/>
           <w:sz w:val="28"/>
@@ -765,6 +772,7 @@
           <w:ilvl w:val="1"/>
           <w:numId w:val="1"/>
         </w:numPr>
+        <w:spacing w:before="80" w:after="60"/>
         <w:rPr>
           <w:rFonts w:hint="eastAsia" w:ascii="黑体" w:hAnsi="黑体" w:eastAsia="黑体" w:cs="黑体"/>
         </w:rPr>
@@ -791,14 +799,6 @@
         </w:rPr>
         <w:t>网络新闻数量增长，传播效果受标题、内容和多媒体信息等多种因素影响。本项目使用历史新闻特征建立二分类模型，估计新闻分享量是否达到 1400 次，并提供网页操作界面。数据来自 UCI Online News Popularity，许可为 CC BY 4.0：https://archive.ics.uci.edu/dataset/332/online+news+popularity。</w:t>
       </w:r>
-    </w:p>
-    <w:p>
-      <w:pPr>
-        <w:rPr>
-          <w:rFonts w:hint="eastAsia" w:ascii="黑体" w:hAnsi="黑体" w:eastAsia="黑体" w:cs="黑体"/>
-          <w:lang w:eastAsia="zh-CN"/>
-        </w:rPr>
-      </w:pPr>
     </w:p>
     <w:p>
       <w:pPr>
@@ -807,6 +807,7 @@
           <w:ilvl w:val="1"/>
           <w:numId w:val="1"/>
         </w:numPr>
+        <w:spacing w:before="80" w:after="60"/>
         <w:rPr>
           <w:rFonts w:hint="eastAsia" w:ascii="黑体" w:hAnsi="黑体" w:eastAsia="黑体" w:cs="黑体"/>
         </w:rPr>
@@ -833,14 +834,6 @@
         </w:rPr>
         <w:t>使用者登录后输入新闻统计特征，选择决策树或随机森林获得预测，并可查看数据分析图和历史记录。模型使用历史英文新闻的统计特征，并不直接读取文章，也不保证实际传播效果。</w:t>
       </w:r>
-    </w:p>
-    <w:p>
-      <w:pPr>
-        <w:rPr>
-          <w:rFonts w:hint="eastAsia" w:ascii="黑体" w:hAnsi="黑体" w:eastAsia="黑体" w:cs="黑体"/>
-          <w:lang w:eastAsia="zh-CN"/>
-        </w:rPr>
-      </w:pPr>
     </w:p>
     <w:p>
       <w:pPr>
@@ -849,6 +842,7 @@
           <w:ilvl w:val="1"/>
           <w:numId w:val="1"/>
         </w:numPr>
+        <w:spacing w:before="80" w:after="60"/>
         <w:rPr>
           <w:rFonts w:hint="eastAsia" w:ascii="黑体" w:hAnsi="黑体" w:eastAsia="黑体" w:cs="黑体"/>
         </w:rPr>
@@ -864,6 +858,7 @@
       <w:pPr>
         <w:pStyle w:val="4"/>
         <w:bidi w:val="0"/>
+        <w:spacing w:before="80" w:after="60"/>
         <w:rPr>
           <w:rFonts w:hint="eastAsia" w:ascii="黑体" w:hAnsi="黑体" w:eastAsia="黑体" w:cs="黑体"/>
           <w:sz w:val="24"/>
@@ -897,16 +892,9 @@
     </w:p>
     <w:p>
       <w:pPr>
-        <w:rPr>
-          <w:rFonts w:hint="eastAsia" w:ascii="黑体" w:hAnsi="黑体" w:eastAsia="黑体" w:cs="黑体"/>
-          <w:lang w:eastAsia="zh-CN"/>
-        </w:rPr>
-      </w:pPr>
-    </w:p>
-    <w:p>
-      <w:pPr>
         <w:pStyle w:val="4"/>
         <w:bidi w:val="0"/>
+        <w:spacing w:before="80" w:after="60"/>
         <w:rPr>
           <w:rFonts w:hint="eastAsia" w:ascii="黑体" w:hAnsi="黑体" w:eastAsia="黑体" w:cs="黑体"/>
           <w:sz w:val="24"/>
@@ -935,21 +923,14 @@
           <w:rFonts w:hint="eastAsia"/>
           <w:lang w:eastAsia="zh-CN"/>
         </w:rPr>
-        <w:t>Windows 11；JDK 21；独立 Conda 环境 news_popularity；MySQL 8.4 与 Redis 7.4 使用 Docker 容器；浏览器访问本机服务。</w:t>
-      </w:r>
-    </w:p>
-    <w:p>
-      <w:pPr>
-        <w:rPr>
-          <w:rFonts w:hint="eastAsia" w:ascii="黑体" w:hAnsi="黑体" w:eastAsia="黑体" w:cs="黑体"/>
-          <w:lang w:eastAsia="zh-CN"/>
-        </w:rPr>
-      </w:pPr>
+        <w:t>Windows 11；JDK 21；独立 Conda 环境 news_popularity；MySQL 8.4 与 Redis 7.4 浏览器访问本机服务。</w:t>
+      </w:r>
     </w:p>
     <w:p>
       <w:pPr>
         <w:pStyle w:val="4"/>
         <w:bidi w:val="0"/>
+        <w:spacing w:before="80" w:after="60"/>
         <w:rPr>
           <w:rFonts w:hint="eastAsia" w:ascii="黑体" w:hAnsi="黑体" w:eastAsia="黑体" w:cs="黑体"/>
           <w:sz w:val="24"/>
@@ -983,16 +964,9 @@
     </w:p>
     <w:p>
       <w:pPr>
-        <w:rPr>
-          <w:rFonts w:hint="eastAsia" w:ascii="黑体" w:hAnsi="黑体" w:eastAsia="黑体" w:cs="黑体"/>
-          <w:lang w:eastAsia="zh-CN"/>
-        </w:rPr>
-      </w:pPr>
-    </w:p>
-    <w:p>
-      <w:pPr>
         <w:pStyle w:val="4"/>
         <w:bidi w:val="0"/>
+        <w:spacing w:before="80" w:after="60"/>
         <w:rPr>
           <w:rFonts w:hint="eastAsia" w:ascii="黑体" w:hAnsi="黑体" w:eastAsia="黑体" w:cs="黑体"/>
           <w:sz w:val="24"/>
@@ -1026,16 +1000,9 @@
     </w:p>
     <w:p>
       <w:pPr>
-        <w:rPr>
-          <w:rFonts w:hint="eastAsia" w:ascii="黑体" w:hAnsi="黑体" w:eastAsia="黑体" w:cs="黑体"/>
-          <w:lang w:eastAsia="zh-CN"/>
-        </w:rPr>
-      </w:pPr>
-    </w:p>
-    <w:p>
-      <w:pPr>
         <w:pStyle w:val="4"/>
         <w:bidi w:val="0"/>
+        <w:spacing w:before="80" w:after="60"/>
         <w:rPr>
           <w:rFonts w:hint="eastAsia" w:ascii="黑体" w:hAnsi="黑体" w:eastAsia="黑体" w:cs="黑体"/>
           <w:sz w:val="24"/>
@@ -1138,29 +1105,12 @@
     </w:p>
     <w:p>
       <w:pPr>
-        <w:bidi w:val="0"/>
-        <w:rPr>
-          <w:rFonts w:hint="eastAsia"/>
-          <w:lang w:eastAsia="zh-CN"/>
-        </w:rPr>
-      </w:pPr>
-    </w:p>
-    <w:p>
-      <w:pPr>
-        <w:rPr>
-          <w:rFonts w:hint="eastAsia" w:asciiTheme="majorEastAsia" w:hAnsiTheme="majorEastAsia" w:eastAsiaTheme="majorEastAsia" w:cstheme="majorEastAsia"/>
-          <w:highlight w:val="yellow"/>
-          <w:lang w:eastAsia="zh-CN"/>
-        </w:rPr>
-      </w:pPr>
-    </w:p>
-    <w:p>
-      <w:pPr>
         <w:pStyle w:val="2"/>
         <w:numPr>
           <w:ilvl w:val="0"/>
           <w:numId w:val="1"/>
         </w:numPr>
+        <w:spacing w:before="120" w:after="60"/>
         <w:rPr>
           <w:rFonts w:hint="eastAsia" w:ascii="黑体" w:hAnsi="黑体" w:eastAsia="黑体" w:cs="黑体"/>
           <w:sz w:val="28"/>
@@ -1177,6 +1127,7 @@
     <w:p>
       <w:pPr>
         <w:pStyle w:val="3"/>
+        <w:spacing w:before="80" w:after="60"/>
         <w:rPr>
           <w:rFonts w:hint="eastAsia" w:ascii="黑体" w:hAnsi="黑体" w:eastAsia="黑体" w:cs="黑体"/>
         </w:rPr>
@@ -1206,22 +1157,8 @@
     </w:p>
     <w:p>
       <w:pPr>
-        <w:rPr>
-          <w:rFonts w:hint="eastAsia" w:ascii="黑体" w:hAnsi="黑体" w:eastAsia="黑体" w:cs="黑体"/>
-          <w:lang w:eastAsia="zh-CN"/>
-        </w:rPr>
-      </w:pPr>
-    </w:p>
-    <w:p>
-      <w:pPr>
-        <w:rPr>
-          <w:rFonts w:hint="eastAsia" w:ascii="黑体" w:hAnsi="黑体" w:eastAsia="黑体" w:cs="黑体"/>
-        </w:rPr>
-      </w:pPr>
-    </w:p>
-    <w:p>
-      <w:pPr>
         <w:pStyle w:val="3"/>
+        <w:spacing w:before="80" w:after="60"/>
         <w:rPr>
           <w:rFonts w:hint="eastAsia" w:ascii="黑体" w:hAnsi="黑体" w:eastAsia="黑体" w:cs="黑体"/>
         </w:rPr>
@@ -1319,38 +1256,12 @@
     </w:p>
     <w:p>
       <w:pPr>
-        <w:bidi w:val="0"/>
-        <w:rPr>
-          <w:rFonts w:hint="eastAsia"/>
-          <w:lang w:val="en-US" w:eastAsia="zh-CN"/>
-        </w:rPr>
-      </w:pPr>
-    </w:p>
-    <w:p>
-      <w:pPr>
-        <w:rPr>
-          <w:rFonts w:hint="default" w:eastAsia="黑体"/>
-          <w:highlight w:val="yellow"/>
-          <w:lang w:val="en-US" w:eastAsia="zh-CN"/>
-        </w:rPr>
-      </w:pPr>
-    </w:p>
-    <w:p>
-      <w:pPr>
-        <w:rPr>
-          <w:rFonts w:hint="eastAsia" w:ascii="黑体" w:hAnsi="黑体" w:eastAsia="黑体" w:cs="黑体"/>
-          <w:highlight w:val="yellow"/>
-          <w:lang w:val="en-US" w:eastAsia="zh-CN"/>
-        </w:rPr>
-      </w:pPr>
-    </w:p>
-    <w:p>
-      <w:pPr>
         <w:pStyle w:val="2"/>
         <w:numPr>
           <w:ilvl w:val="0"/>
           <w:numId w:val="1"/>
         </w:numPr>
+        <w:spacing w:before="120" w:after="60"/>
         <w:rPr>
           <w:rFonts w:hint="eastAsia" w:ascii="黑体" w:hAnsi="黑体" w:eastAsia="黑体" w:cs="黑体"/>
           <w:sz w:val="28"/>
@@ -1367,6 +1278,7 @@
     <w:p>
       <w:pPr>
         <w:pStyle w:val="3"/>
+        <w:spacing w:before="80" w:after="60"/>
         <w:rPr>
           <w:rFonts w:hint="eastAsia" w:ascii="黑体" w:hAnsi="黑体" w:eastAsia="黑体" w:cs="黑体"/>
         </w:rPr>
@@ -1464,24 +1376,8 @@
     </w:p>
     <w:p>
       <w:pPr>
-        <w:bidi w:val="0"/>
-        <w:rPr>
-          <w:rFonts w:hint="eastAsia"/>
-          <w:lang w:eastAsia="zh-CN"/>
-        </w:rPr>
-      </w:pPr>
-    </w:p>
-    <w:p>
-      <w:pPr>
-        <w:rPr>
-          <w:rFonts w:hint="eastAsia" w:ascii="黑体" w:hAnsi="黑体" w:eastAsia="黑体" w:cs="黑体"/>
-          <w:lang w:eastAsia="zh-CN"/>
-        </w:rPr>
-      </w:pPr>
-    </w:p>
-    <w:p>
-      <w:pPr>
         <w:pStyle w:val="3"/>
+        <w:spacing w:before="80" w:after="60"/>
         <w:rPr>
           <w:rFonts w:hint="eastAsia"/>
         </w:rPr>
@@ -1497,6 +1393,7 @@
       <w:pPr>
         <w:pStyle w:val="4"/>
         <w:bidi w:val="0"/>
+        <w:spacing w:before="80" w:after="60"/>
         <w:rPr>
           <w:rFonts w:hint="eastAsia" w:ascii="黑体" w:hAnsi="黑体" w:eastAsia="黑体" w:cs="黑体"/>
           <w:sz w:val="24"/>
@@ -1598,25 +1495,9 @@
     </w:p>
     <w:p>
       <w:pPr>
-        <w:bidi w:val="0"/>
-        <w:rPr>
-          <w:rFonts w:hint="eastAsia"/>
-          <w:lang w:val="en-US" w:eastAsia="zh-CN"/>
-        </w:rPr>
-      </w:pPr>
-    </w:p>
-    <w:p>
-      <w:pPr>
-        <w:rPr>
-          <w:rFonts w:hint="default" w:ascii="黑体" w:hAnsi="黑体" w:eastAsia="黑体" w:cs="黑体"/>
-          <w:lang w:val="en-US" w:eastAsia="zh-CN"/>
-        </w:rPr>
-      </w:pPr>
-    </w:p>
-    <w:p>
-      <w:pPr>
         <w:pStyle w:val="4"/>
         <w:bidi w:val="0"/>
+        <w:spacing w:before="80" w:after="60"/>
         <w:rPr>
           <w:rFonts w:hint="eastAsia" w:ascii="黑体" w:hAnsi="黑体" w:eastAsia="黑体" w:cs="黑体"/>
           <w:sz w:val="24"/>
@@ -1650,16 +1531,9 @@
     </w:p>
     <w:p>
       <w:pPr>
-        <w:rPr>
-          <w:rFonts w:hint="eastAsia" w:ascii="黑体" w:hAnsi="黑体" w:eastAsia="黑体" w:cs="黑体"/>
-          <w:lang w:eastAsia="zh-CN"/>
-        </w:rPr>
-      </w:pPr>
-    </w:p>
-    <w:p>
-      <w:pPr>
         <w:pStyle w:val="4"/>
         <w:bidi w:val="0"/>
+        <w:spacing w:before="80" w:after="60"/>
         <w:rPr>
           <w:rFonts w:hint="eastAsia" w:ascii="黑体" w:hAnsi="黑体" w:eastAsia="黑体" w:cs="黑体"/>
           <w:sz w:val="24"/>
@@ -1761,25 +1635,9 @@
     </w:p>
     <w:p>
       <w:pPr>
-        <w:bidi w:val="0"/>
-        <w:rPr>
-          <w:rFonts w:hint="eastAsia"/>
-          <w:lang w:eastAsia="zh-CN"/>
-        </w:rPr>
-      </w:pPr>
-    </w:p>
-    <w:p>
-      <w:pPr>
-        <w:rPr>
-          <w:rFonts w:hint="eastAsia" w:ascii="黑体" w:hAnsi="黑体" w:eastAsia="黑体" w:cs="黑体"/>
-          <w:lang w:eastAsia="zh-CN"/>
-        </w:rPr>
-      </w:pPr>
-    </w:p>
-    <w:p>
-      <w:pPr>
         <w:pStyle w:val="4"/>
         <w:bidi w:val="0"/>
+        <w:spacing w:before="80" w:after="60"/>
         <w:rPr>
           <w:rFonts w:hint="eastAsia" w:ascii="黑体" w:hAnsi="黑体" w:eastAsia="黑体" w:cs="黑体"/>
           <w:sz w:val="24"/>
@@ -1813,22 +1671,8 @@
     </w:p>
     <w:p>
       <w:pPr>
-        <w:rPr>
-          <w:rFonts w:hint="eastAsia" w:ascii="黑体" w:hAnsi="黑体" w:eastAsia="黑体" w:cs="黑体"/>
-          <w:lang w:eastAsia="zh-CN"/>
-        </w:rPr>
-      </w:pPr>
-    </w:p>
-    <w:p>
-      <w:pPr>
-        <w:rPr>
-          <w:rFonts w:hint="eastAsia" w:ascii="黑体" w:hAnsi="黑体" w:eastAsia="黑体" w:cs="黑体"/>
-        </w:rPr>
-      </w:pPr>
-    </w:p>
-    <w:p>
-      <w:pPr>
         <w:pStyle w:val="2"/>
+        <w:spacing w:before="120" w:after="60"/>
         <w:rPr>
           <w:rFonts w:hint="eastAsia" w:ascii="黑体" w:hAnsi="黑体" w:eastAsia="黑体" w:cs="黑体"/>
           <w:sz w:val="28"/>
@@ -1845,6 +1689,7 @@
     <w:p>
       <w:pPr>
         <w:pStyle w:val="3"/>
+        <w:spacing w:before="80" w:after="60"/>
         <w:rPr>
           <w:rFonts w:hint="eastAsia" w:ascii="黑体" w:hAnsi="黑体" w:eastAsia="黑体" w:cs="黑体"/>
         </w:rPr>
@@ -3082,14 +2927,8 @@
     </w:tbl>
     <w:p>
       <w:pPr>
-        <w:rPr>
-          <w:rFonts w:hint="eastAsia" w:ascii="黑体" w:hAnsi="黑体" w:eastAsia="黑体" w:cs="黑体"/>
-        </w:rPr>
-      </w:pPr>
-    </w:p>
-    <w:p>
-      <w:pPr>
         <w:pStyle w:val="3"/>
+        <w:spacing w:before="80" w:after="60"/>
         <w:rPr>
           <w:rFonts w:hint="eastAsia" w:ascii="黑体" w:hAnsi="黑体" w:eastAsia="黑体" w:cs="黑体"/>
           <w:lang w:eastAsia="zh-CN"/>
@@ -3106,6 +2945,7 @@
       <w:pPr>
         <w:pStyle w:val="4"/>
         <w:bidi w:val="0"/>
+        <w:spacing w:before="80" w:after="60"/>
         <w:rPr>
           <w:rFonts w:hint="eastAsia" w:ascii="黑体" w:hAnsi="黑体" w:eastAsia="黑体" w:cs="黑体"/>
           <w:sz w:val="24"/>
@@ -3139,16 +2979,9 @@
     </w:p>
     <w:p>
       <w:pPr>
-        <w:rPr>
-          <w:rFonts w:hint="eastAsia" w:ascii="黑体" w:hAnsi="黑体" w:eastAsia="黑体" w:cs="黑体"/>
-          <w:lang w:eastAsia="zh-CN"/>
-        </w:rPr>
-      </w:pPr>
-    </w:p>
-    <w:p>
-      <w:pPr>
         <w:pStyle w:val="4"/>
         <w:bidi w:val="0"/>
+        <w:spacing w:before="80" w:after="60"/>
         <w:rPr>
           <w:rFonts w:hint="eastAsia" w:ascii="黑体" w:hAnsi="黑体" w:eastAsia="黑体" w:cs="黑体"/>
         </w:rPr>
@@ -3180,15 +3013,8 @@
     </w:p>
     <w:p>
       <w:pPr>
-        <w:rPr>
-          <w:rFonts w:hint="eastAsia" w:ascii="黑体" w:hAnsi="黑体" w:eastAsia="黑体" w:cs="黑体"/>
-          <w:lang w:eastAsia="zh-CN"/>
-        </w:rPr>
-      </w:pPr>
-    </w:p>
-    <w:p>
-      <w:pPr>
         <w:pStyle w:val="3"/>
+        <w:spacing w:before="80" w:after="60"/>
         <w:rPr>
           <w:rFonts w:hint="eastAsia" w:ascii="黑体" w:hAnsi="黑体" w:eastAsia="黑体" w:cs="黑体"/>
         </w:rPr>
@@ -3286,92 +3112,56 @@
     </w:p>
     <w:p>
       <w:pPr>
+        <w:pStyle w:val="3"/>
+        <w:spacing w:before="80" w:after="60"/>
+        <w:rPr>
+          <w:rFonts w:hint="eastAsia" w:ascii="黑体" w:hAnsi="黑体" w:eastAsia="黑体" w:cs="黑体"/>
+        </w:rPr>
+      </w:pPr>
+      <w:r>
+        <w:rPr>
+          <w:rFonts w:hint="eastAsia" w:ascii="黑体" w:hAnsi="黑体" w:eastAsia="黑体" w:cs="黑体"/>
+        </w:rPr>
+        <w:t>4.4后端详细设计</w:t>
+      </w:r>
+    </w:p>
+    <w:p>
+      <w:pPr>
         <w:bidi w:val="0"/>
         <w:rPr>
-          <w:rFonts w:hint="eastAsia"/>
-          <w:lang w:eastAsia="zh-CN"/>
-        </w:rPr>
-      </w:pPr>
-    </w:p>
-    <w:p>
-      <w:pPr>
-        <w:rPr>
-          <w:rFonts w:hint="eastAsia" w:ascii="黑体" w:hAnsi="黑体" w:eastAsia="黑体" w:cs="黑体"/>
-          <w:lang w:eastAsia="zh-CN"/>
-        </w:rPr>
-      </w:pPr>
-    </w:p>
-    <w:p>
-      <w:pPr>
-        <w:rPr>
-          <w:rFonts w:hint="eastAsia" w:ascii="黑体" w:hAnsi="黑体" w:eastAsia="黑体" w:cs="黑体"/>
-        </w:rPr>
-      </w:pPr>
+          <w:rFonts w:hint="eastAsia" w:ascii="黑体" w:hAnsi="黑体" w:eastAsia="黑体" w:cs="黑体"/>
+          <w:lang w:eastAsia="zh-CN"/>
+        </w:rPr>
+      </w:pPr>
+      <w:r>
+        <w:rPr>
+          <w:rFonts w:hint="eastAsia"/>
+          <w:lang w:eastAsia="zh-CN"/>
+        </w:rPr>
+        <w:t>前端先取得 CSRF 令牌并提交登录请求；会话建立后访问 /api/schema、/api/metrics、/api/figure、/api/predict 和 /api/records。预测 JSON 通过标准输入交给 Python，返回结果后写入 MySQL。请求字段经 Python 校验，服务异常时返回提示。</w:t>
+      </w:r>
+    </w:p>
+    <w:p>
+      <w:pPr>
+        <w:pStyle w:val="2"/>
+        <w:spacing w:before="120" w:after="60"/>
+        <w:rPr>
+          <w:rFonts w:hint="eastAsia" w:ascii="黑体" w:hAnsi="黑体" w:eastAsia="黑体" w:cs="黑体"/>
+          <w:sz w:val="28"/>
+        </w:rPr>
+      </w:pPr>
+      <w:r>
+        <w:rPr>
+          <w:rFonts w:hint="eastAsia" w:ascii="黑体" w:hAnsi="黑体" w:eastAsia="黑体" w:cs="黑体"/>
+          <w:sz w:val="28"/>
+        </w:rPr>
+        <w:t>5.系统测试</w:t>
+      </w:r>
     </w:p>
     <w:p>
       <w:pPr>
         <w:pStyle w:val="3"/>
-        <w:rPr>
-          <w:rFonts w:hint="eastAsia" w:ascii="黑体" w:hAnsi="黑体" w:eastAsia="黑体" w:cs="黑体"/>
-        </w:rPr>
-      </w:pPr>
-      <w:r>
-        <w:rPr>
-          <w:rFonts w:hint="eastAsia" w:ascii="黑体" w:hAnsi="黑体" w:eastAsia="黑体" w:cs="黑体"/>
-        </w:rPr>
-        <w:t>4.4后端详细设计</w:t>
-      </w:r>
-    </w:p>
-    <w:p>
-      <w:pPr>
-        <w:bidi w:val="0"/>
-        <w:rPr>
-          <w:rFonts w:hint="eastAsia" w:ascii="黑体" w:hAnsi="黑体" w:eastAsia="黑体" w:cs="黑体"/>
-          <w:lang w:eastAsia="zh-CN"/>
-        </w:rPr>
-      </w:pPr>
-      <w:r>
-        <w:rPr>
-          <w:rFonts w:hint="eastAsia"/>
-          <w:lang w:eastAsia="zh-CN"/>
-        </w:rPr>
-        <w:t>前端先取得 CSRF 令牌并提交登录请求；会话建立后访问 /api/schema、/api/metrics、/api/figure、/api/predict 和 /api/records。预测 JSON 通过标准输入交给 Python，返回结果后写入 MySQL。请求字段经 Python 校验，服务异常时返回提示。</w:t>
-      </w:r>
-    </w:p>
-    <w:p>
-      <w:pPr>
-        <w:rPr>
-          <w:rFonts w:hint="eastAsia" w:ascii="黑体" w:hAnsi="黑体" w:eastAsia="黑体" w:cs="黑体"/>
-          <w:lang w:eastAsia="zh-CN"/>
-        </w:rPr>
-      </w:pPr>
-    </w:p>
-    <w:p>
-      <w:pPr>
-        <w:rPr>
-          <w:rFonts w:hint="eastAsia" w:ascii="黑体" w:hAnsi="黑体" w:eastAsia="黑体" w:cs="黑体"/>
-        </w:rPr>
-      </w:pPr>
-    </w:p>
-    <w:p>
-      <w:pPr>
-        <w:pStyle w:val="2"/>
-        <w:rPr>
-          <w:rFonts w:hint="eastAsia" w:ascii="黑体" w:hAnsi="黑体" w:eastAsia="黑体" w:cs="黑体"/>
-          <w:sz w:val="28"/>
-        </w:rPr>
-      </w:pPr>
-      <w:r>
-        <w:rPr>
-          <w:rFonts w:hint="eastAsia" w:ascii="黑体" w:hAnsi="黑体" w:eastAsia="黑体" w:cs="黑体"/>
-          <w:sz w:val="28"/>
-        </w:rPr>
-        <w:t>5.系统测试</w:t>
-      </w:r>
-    </w:p>
-    <w:p>
-      <w:pPr>
-        <w:pStyle w:val="3"/>
+        <w:spacing w:before="80" w:after="60"/>
         <w:rPr>
           <w:rFonts w:hint="eastAsia" w:ascii="黑体" w:hAnsi="黑体" w:eastAsia="黑体" w:cs="黑体"/>
         </w:rPr>
@@ -3537,45 +3327,8 @@
     </w:p>
     <w:p>
       <w:pPr>
-        <w:bidi w:val="0"/>
-        <w:rPr>
-          <w:rFonts w:hint="eastAsia"/>
-          <w:lang w:eastAsia="zh-CN"/>
-        </w:rPr>
-      </w:pPr>
-    </w:p>
-    <w:p>
-      <w:pPr>
-        <w:rPr>
-          <w:rFonts w:hint="eastAsia" w:ascii="黑体" w:hAnsi="黑体" w:eastAsia="黑体" w:cs="黑体"/>
-          <w:lang w:eastAsia="zh-CN"/>
-        </w:rPr>
-      </w:pPr>
-    </w:p>
-    <w:p>
-      <w:pPr>
-        <w:rPr>
-          <w:rFonts w:hint="eastAsia" w:ascii="黑体" w:hAnsi="黑体" w:eastAsia="黑体" w:cs="黑体"/>
-        </w:rPr>
-      </w:pPr>
-    </w:p>
-    <w:p>
-      <w:pPr>
-        <w:rPr>
-          <w:rFonts w:hint="eastAsia" w:ascii="黑体" w:hAnsi="黑体" w:eastAsia="黑体" w:cs="黑体"/>
-        </w:rPr>
-      </w:pPr>
-    </w:p>
-    <w:p>
-      <w:pPr>
-        <w:rPr>
-          <w:rFonts w:hint="eastAsia" w:ascii="黑体" w:hAnsi="黑体" w:eastAsia="黑体" w:cs="黑体"/>
-        </w:rPr>
-      </w:pPr>
-    </w:p>
-    <w:p>
-      <w:pPr>
         <w:pStyle w:val="3"/>
+        <w:spacing w:before="80" w:after="60"/>
         <w:rPr>
           <w:rFonts w:hint="eastAsia" w:ascii="黑体" w:hAnsi="黑体" w:eastAsia="黑体" w:cs="黑体"/>
         </w:rPr>
@@ -3670,15 +3423,6 @@
         </w:rPr>
         <w:t>图 8 接口测试结果</w:t>
       </w:r>
-    </w:p>
-    <w:p>
-      <w:pPr>
-        <w:bidi w:val="0"/>
-        <w:rPr>
-          <w:rFonts w:hint="eastAsia"/>
-          <w:lang w:eastAsia="zh-CN"/>
-        </w:rPr>
-      </w:pPr>
     </w:p>
     <w:p>
       <w:pPr>
@@ -4862,6 +4606,7 @@
           <w:ilvl w:val="0"/>
           <w:numId w:val="3"/>
         </w:numPr>
+        <w:spacing w:before="120" w:after="60"/>
         <w:rPr>
           <w:rFonts w:hint="eastAsia" w:ascii="黑体" w:hAnsi="黑体" w:eastAsia="黑体" w:cs="黑体"/>
           <w:sz w:val="28"/>
@@ -4880,6 +4625,7 @@
     <w:p>
       <w:pPr>
         <w:pStyle w:val="3"/>
+        <w:spacing w:before="80" w:after="60"/>
         <w:rPr>
           <w:rFonts w:hint="eastAsia" w:ascii="黑体" w:hAnsi="黑体" w:eastAsia="黑体" w:cs="黑体"/>
           <w:lang w:val="en-US" w:eastAsia="zh-CN"/>
@@ -4911,23 +4657,8 @@
     </w:p>
     <w:p>
       <w:pPr>
-        <w:ind w:firstLine="420"/>
-        <w:rPr>
-          <w:rFonts w:hint="eastAsia" w:ascii="黑体" w:hAnsi="黑体" w:eastAsia="黑体" w:cs="黑体"/>
-          <w:lang w:eastAsia="zh-CN"/>
-        </w:rPr>
-      </w:pPr>
-    </w:p>
-    <w:p>
-      <w:pPr>
-        <w:rPr>
-          <w:rFonts w:hint="eastAsia" w:ascii="黑体" w:hAnsi="黑体" w:eastAsia="黑体" w:cs="黑体"/>
-        </w:rPr>
-      </w:pPr>
-    </w:p>
-    <w:p>
-      <w:pPr>
         <w:pStyle w:val="3"/>
+        <w:spacing w:before="80" w:after="60"/>
         <w:rPr>
           <w:rFonts w:hint="eastAsia" w:ascii="黑体" w:hAnsi="黑体" w:eastAsia="黑体" w:cs="黑体"/>
           <w:lang w:val="en-US" w:eastAsia="zh-CN"/>
@@ -4972,23 +4703,8 @@
     </w:p>
     <w:p>
       <w:pPr>
-        <w:rPr>
-          <w:rFonts w:hint="eastAsia" w:ascii="黑体" w:hAnsi="黑体" w:eastAsia="黑体" w:cs="黑体"/>
-          <w:lang w:val="en-US" w:eastAsia="zh-CN"/>
-        </w:rPr>
-      </w:pPr>
-    </w:p>
-    <w:p>
-      <w:pPr>
-        <w:rPr>
-          <w:rFonts w:hint="eastAsia" w:ascii="黑体" w:hAnsi="黑体" w:eastAsia="黑体" w:cs="黑体"/>
-          <w:lang w:val="en-US" w:eastAsia="zh-CN"/>
-        </w:rPr>
-      </w:pPr>
-    </w:p>
-    <w:p>
-      <w:pPr>
         <w:pStyle w:val="3"/>
+        <w:spacing w:before="80" w:after="60"/>
         <w:rPr>
           <w:rFonts w:hint="eastAsia" w:ascii="黑体" w:hAnsi="黑体" w:eastAsia="黑体" w:cs="黑体"/>
           <w:lang w:val="en-US" w:eastAsia="zh-CN"/>
@@ -5117,38 +4833,12 @@
     </w:p>
     <w:p>
       <w:pPr>
-        <w:bidi w:val="0"/>
-        <w:rPr>
-          <w:rFonts w:hint="eastAsia"/>
-          <w:lang w:val="en-US" w:eastAsia="zh-CN"/>
-        </w:rPr>
-      </w:pPr>
-    </w:p>
-    <w:p>
-      <w:pPr>
-        <w:rPr>
-          <w:rFonts w:hint="eastAsia" w:ascii="黑体" w:hAnsi="黑体" w:eastAsia="黑体" w:cs="黑体"/>
-          <w:lang w:val="en-US" w:eastAsia="zh-CN"/>
-        </w:rPr>
-      </w:pPr>
-    </w:p>
-    <w:p>
-      <w:pPr>
-        <w:widowControl/>
-        <w:spacing w:after="200" w:line="240" w:lineRule="auto"/>
-        <w:jc w:val="center"/>
-        <w:rPr>
-          <w:rFonts w:hint="eastAsia" w:ascii="黑体" w:hAnsi="黑体" w:eastAsia="黑体" w:cs="黑体"/>
-        </w:rPr>
-      </w:pPr>
-    </w:p>
-    <w:p>
-      <w:pPr>
         <w:pStyle w:val="2"/>
         <w:numPr>
           <w:ilvl w:val="0"/>
           <w:numId w:val="3"/>
         </w:numPr>
+        <w:spacing w:before="120" w:after="60"/>
         <w:rPr>
           <w:rFonts w:hint="eastAsia" w:ascii="黑体" w:hAnsi="黑体" w:eastAsia="黑体" w:cs="黑体"/>
         </w:rPr>
@@ -5165,6 +4855,7 @@
     <w:p>
       <w:pPr>
         <w:pStyle w:val="3"/>
+        <w:spacing w:before="80" w:after="60"/>
         <w:rPr>
           <w:rFonts w:hint="eastAsia" w:ascii="黑体" w:hAnsi="黑体" w:eastAsia="黑体" w:cs="黑体"/>
           <w:lang w:val="en-US" w:eastAsia="zh-CN"/>
@@ -5209,41 +4900,18 @@
     </w:p>
     <w:p>
       <w:pPr>
+        <w:pStyle w:val="3"/>
+        <w:spacing w:before="80" w:after="60"/>
         <w:rPr>
           <w:rFonts w:hint="eastAsia" w:ascii="黑体" w:hAnsi="黑体" w:eastAsia="黑体" w:cs="黑体"/>
           <w:lang w:val="en-US" w:eastAsia="zh-CN"/>
         </w:rPr>
       </w:pPr>
-    </w:p>
-    <w:p>
-      <w:pPr>
+      <w:r>
         <w:rPr>
           <w:rFonts w:hint="eastAsia" w:ascii="黑体" w:hAnsi="黑体" w:eastAsia="黑体" w:cs="黑体"/>
           <w:lang w:val="en-US" w:eastAsia="zh-CN"/>
         </w:rPr>
-      </w:pPr>
-    </w:p>
-    <w:p>
-      <w:pPr>
-        <w:rPr>
-          <w:rFonts w:hint="eastAsia" w:ascii="黑体" w:hAnsi="黑体" w:eastAsia="黑体" w:cs="黑体"/>
-          <w:lang w:val="en-US" w:eastAsia="zh-CN"/>
-        </w:rPr>
-      </w:pPr>
-    </w:p>
-    <w:p>
-      <w:pPr>
-        <w:pStyle w:val="3"/>
-        <w:rPr>
-          <w:rFonts w:hint="eastAsia" w:ascii="黑体" w:hAnsi="黑体" w:eastAsia="黑体" w:cs="黑体"/>
-          <w:lang w:val="en-US" w:eastAsia="zh-CN"/>
-        </w:rPr>
-      </w:pPr>
-      <w:r>
-        <w:rPr>
-          <w:rFonts w:hint="eastAsia" w:ascii="黑体" w:hAnsi="黑体" w:eastAsia="黑体" w:cs="黑体"/>
-          <w:lang w:val="en-US" w:eastAsia="zh-CN"/>
-        </w:rPr>
         <w:t>7.2 不足与展望</w:t>
       </w:r>
     </w:p>
@@ -5262,35 +4930,6 @@
         </w:rPr>
         <w:t>数据为历史英文新闻，不能直接代表其他平台、语言或当前新闻；输入中的情感等指标需要按数据集一致方式计算。后续可引入更多合法数据、开展时间外验证，并评估模型在新场景下的稳定性。</w:t>
       </w:r>
-    </w:p>
-    <w:p>
-      <w:pPr>
-        <w:rPr>
-          <w:rFonts w:hint="eastAsia" w:ascii="黑体" w:hAnsi="黑体" w:eastAsia="黑体" w:cs="黑体"/>
-          <w:lang w:eastAsia="zh-CN"/>
-        </w:rPr>
-      </w:pPr>
-    </w:p>
-    <w:p>
-      <w:pPr>
-        <w:rPr>
-          <w:rFonts w:hint="eastAsia" w:ascii="黑体" w:hAnsi="黑体" w:eastAsia="黑体" w:cs="黑体"/>
-        </w:rPr>
-      </w:pPr>
-    </w:p>
-    <w:p>
-      <w:pPr>
-        <w:rPr>
-          <w:rFonts w:hint="eastAsia" w:ascii="黑体" w:hAnsi="黑体" w:eastAsia="黑体" w:cs="黑体"/>
-        </w:rPr>
-      </w:pPr>
-    </w:p>
-    <w:p>
-      <w:pPr>
-        <w:rPr>
-          <w:rFonts w:hint="eastAsia" w:ascii="黑体" w:hAnsi="黑体" w:eastAsia="黑体" w:cs="黑体"/>
-        </w:rPr>
-      </w:pPr>
     </w:p>
     <w:p>
       <w:pPr>
@@ -5300,6 +4939,7 @@
           <w:numId w:val="3"/>
         </w:numPr>
         <w:bidi w:val="0"/>
+        <w:spacing w:before="120" w:after="60"/>
         <w:rPr>
           <w:rFonts w:hint="eastAsia" w:ascii="黑体" w:hAnsi="黑体" w:eastAsia="黑体" w:cs="黑体"/>
           <w:szCs w:val="24"/>
